--- a/03_ChainesDeSolides/01_BGR-300_03_ChaineDeSolides.docx
+++ b/03_ChainesDeSolides/01_BGR-300_03_ChaineDeSolides.docx
@@ -13,7 +13,7 @@
         <w:t xml:space="preserve"> – </w:t>
       </w:r>
       <w:r>
-        <w:t>15</w:t>
+        <w:t>30</w:t>
       </w:r>
       <w:r>
         <w:t xml:space="preserve"> minutes</w:t>
@@ -42,7 +42,7 @@
       <w:tr>
         <w:trPr>
           <w:cantSplit/>
-          <w:trHeight w:val="1651"/>
+          <w:trHeight w:val="1276"/>
         </w:trPr>
         <w:tc>
           <w:tcPr>
@@ -94,11 +94,13 @@
                 <w:b/>
                 <w:bCs/>
               </w:rPr>
-              <w:t>B2-12</w:t>
+              <w:t xml:space="preserve">CHS-01 : </w:t>
             </w:r>
             <w:r>
               <w:tab/>
-              <w:t>Proposer un modèle cinématique à partir d'un système réel ou d'une maquette numérique.</w:t>
+            </w:r>
+            <w:r>
+              <w:t>Analyser un mécanisme en utilisant un graphe de liaisons</w:t>
             </w:r>
           </w:p>
           <w:p>
@@ -116,11 +118,13 @@
                 <w:b/>
                 <w:bCs/>
               </w:rPr>
-              <w:t>B2-15</w:t>
+              <w:t xml:space="preserve">CHS-02 : </w:t>
             </w:r>
             <w:r>
               <w:tab/>
-              <w:t>Simplifier un modèle de mécanisme.</w:t>
+            </w:r>
+            <w:r>
+              <w:t>Simplifier un mécanisme en utilisant une liaison équivalente</w:t>
             </w:r>
           </w:p>
           <w:p>
@@ -138,11 +142,13 @@
                 <w:b/>
                 <w:bCs/>
               </w:rPr>
-              <w:t>B2-16</w:t>
+              <w:t xml:space="preserve">CHS-03 : </w:t>
             </w:r>
             <w:r>
               <w:tab/>
-              <w:t>Modifier un modèle pour le rendre isostatique.</w:t>
+            </w:r>
+            <w:r>
+              <w:t>Évaluer l’hyperstatisme d’un mécanisme</w:t>
             </w:r>
           </w:p>
           <w:p>
@@ -160,11 +166,194 @@
                 <w:b/>
                 <w:bCs/>
               </w:rPr>
-              <w:t>E2-05</w:t>
+              <w:t xml:space="preserve">CHS-04 : </w:t>
             </w:r>
             <w:r>
               <w:tab/>
-              <w:t>Produire des documents techniques adaptés à l'objectif de la communication.</w:t>
+            </w:r>
+            <w:r>
+              <w:t>Simplifier un mécanisme pour le rendre isostatique</w:t>
+            </w:r>
+          </w:p>
+          <w:p>
+            <w:pPr>
+              <w:pStyle w:val="Paragraphedeliste"/>
+              <w:numPr>
+                <w:ilvl w:val="0"/>
+                <w:numId w:val="10"/>
+              </w:numPr>
+              <w:spacing w:line="240" w:lineRule="auto"/>
+              <w:jc w:val="left"/>
+            </w:pPr>
+            <w:r>
+              <w:rPr>
+                <w:b/>
+                <w:bCs/>
+              </w:rPr>
+              <w:t xml:space="preserve">CHS-05 : </w:t>
+            </w:r>
+            <w:r>
+              <w:tab/>
+            </w:r>
+            <w:r>
+              <w:t>Analyser les conséquences de l’hyperstatisme d’un mécanisme</w:t>
+            </w:r>
+          </w:p>
+        </w:tc>
+      </w:tr>
+    </w:tbl>
+    <w:p/>
+    <w:p/>
+    <w:tbl>
+      <w:tblPr>
+        <w:tblStyle w:val="Grilledutableau"/>
+        <w:tblW w:w="0" w:type="auto"/>
+        <w:tblBorders>
+          <w:top w:val="single" w:sz="4" w:space="0" w:color="002060"/>
+          <w:left w:val="single" w:sz="4" w:space="0" w:color="002060"/>
+          <w:bottom w:val="single" w:sz="4" w:space="0" w:color="002060"/>
+          <w:right w:val="single" w:sz="4" w:space="0" w:color="002060"/>
+          <w:insideH w:val="none" w:sz="0" w:space="0" w:color="auto"/>
+          <w:insideV w:val="none" w:sz="0" w:space="0" w:color="auto"/>
+        </w:tblBorders>
+        <w:shd w:val="clear" w:color="auto" w:fill="DDE8FF"/>
+        <w:tblLook w:val="04A0" w:firstRow="1" w:lastRow="0" w:firstColumn="1" w:lastColumn="0" w:noHBand="0" w:noVBand="1"/>
+      </w:tblPr>
+      <w:tblGrid>
+        <w:gridCol w:w="846"/>
+        <w:gridCol w:w="9348"/>
+      </w:tblGrid>
+      <w:tr>
+        <w:trPr>
+          <w:cantSplit/>
+          <w:trHeight w:val="1651"/>
+        </w:trPr>
+        <w:tc>
+          <w:tcPr>
+            <w:tcW w:w="846" w:type="dxa"/>
+            <w:shd w:val="clear" w:color="auto" w:fill="DDE8FF"/>
+            <w:textDirection w:val="btLr"/>
+            <w:vAlign w:val="center"/>
+          </w:tcPr>
+          <w:p>
+            <w:pPr>
+              <w:ind w:left="113" w:right="113"/>
+              <w:jc w:val="center"/>
+              <w:rPr>
+                <w:rFonts w:ascii="Tw Cen MT" w:hAnsi="Tw Cen MT"/>
+                <w:b/>
+                <w:lang w:eastAsia="fr-FR"/>
+              </w:rPr>
+            </w:pPr>
+            <w:r>
+              <w:rPr>
+                <w:rFonts w:ascii="Tw Cen MT" w:hAnsi="Tw Cen MT"/>
+                <w:b/>
+                <w:sz w:val="22"/>
+                <w:szCs w:val="24"/>
+                <w:lang w:eastAsia="fr-FR"/>
+              </w:rPr>
+              <w:t>Analyser et modéliser</w:t>
+            </w:r>
+          </w:p>
+        </w:tc>
+        <w:tc>
+          <w:tcPr>
+            <w:tcW w:w="9348" w:type="dxa"/>
+            <w:shd w:val="clear" w:color="auto" w:fill="DDE8FF"/>
+            <w:vAlign w:val="center"/>
+          </w:tcPr>
+          <w:p>
+            <w:pPr>
+              <w:spacing w:line="240" w:lineRule="auto"/>
+              <w:jc w:val="left"/>
+              <w:rPr>
+                <w:rFonts w:ascii="Tw Cen MT" w:hAnsi="Tw Cen MT"/>
+                <w:b/>
+                <w:bCs/>
+                <w:sz w:val="22"/>
+                <w:szCs w:val="24"/>
+              </w:rPr>
+            </w:pPr>
+            <w:r>
+              <w:rPr>
+                <w:rFonts w:ascii="Tw Cen MT" w:hAnsi="Tw Cen MT"/>
+                <w:b/>
+                <w:bCs/>
+                <w:sz w:val="22"/>
+                <w:szCs w:val="24"/>
+              </w:rPr>
+              <w:t>Activité 1</w:t>
+            </w:r>
+          </w:p>
+          <w:p>
+            <w:pPr>
+              <w:pStyle w:val="Paragraphedeliste"/>
+              <w:numPr>
+                <w:ilvl w:val="0"/>
+                <w:numId w:val="10"/>
+              </w:numPr>
+              <w:spacing w:line="240" w:lineRule="auto"/>
+              <w:jc w:val="left"/>
+            </w:pPr>
+            <w:r>
+              <w:t>Réaliser le graphe de liaisons du système. L’architecture de la liaison entre le bâti et l’axe boule ainsi que l’architecture de la liaison entre l’axe boule et l’axe fin devront être décrites.</w:t>
+            </w:r>
+          </w:p>
+          <w:p>
+            <w:pPr>
+              <w:pStyle w:val="Paragraphedeliste"/>
+              <w:numPr>
+                <w:ilvl w:val="0"/>
+                <w:numId w:val="10"/>
+              </w:numPr>
+              <w:spacing w:line="240" w:lineRule="auto"/>
+              <w:jc w:val="left"/>
+            </w:pPr>
+            <w:r>
+              <w:t>Réaliser le schéma cinématique associé au graphe.</w:t>
+            </w:r>
+          </w:p>
+          <w:p>
+            <w:pPr>
+              <w:pStyle w:val="Paragraphedeliste"/>
+              <w:numPr>
+                <w:ilvl w:val="0"/>
+                <w:numId w:val="10"/>
+              </w:numPr>
+              <w:spacing w:line="240" w:lineRule="auto"/>
+              <w:jc w:val="left"/>
+            </w:pPr>
+            <w:r>
+              <w:t>Donner le degré d’hyperstatisme associé au modèle proposé.</w:t>
+            </w:r>
+          </w:p>
+          <w:p>
+            <w:pPr>
+              <w:pStyle w:val="Paragraphedeliste"/>
+              <w:numPr>
+                <w:ilvl w:val="0"/>
+                <w:numId w:val="10"/>
+              </w:numPr>
+              <w:spacing w:line="240" w:lineRule="auto"/>
+              <w:jc w:val="left"/>
+            </w:pPr>
+            <w:r>
+              <w:t>Si le modèle est hyperstatique, proposer on modèle isostatique en conservant le même nombre de pièces et de liaisons.</w:t>
+            </w:r>
+          </w:p>
+          <w:p>
+            <w:pPr>
+              <w:pStyle w:val="Paragraphedeliste"/>
+              <w:numPr>
+                <w:ilvl w:val="0"/>
+                <w:numId w:val="10"/>
+              </w:numPr>
+              <w:spacing w:line="240" w:lineRule="auto"/>
+              <w:jc w:val="left"/>
+            </w:pPr>
+            <w:r>
+              <w:t>Commenter.</w:t>
             </w:r>
           </w:p>
         </w:tc>
@@ -220,7 +409,7 @@
                 <w:szCs w:val="24"/>
                 <w:lang w:eastAsia="fr-FR"/>
               </w:rPr>
-              <w:t>Analyser</w:t>
+              <w:t>M</w:t>
             </w:r>
             <w:r>
               <w:rPr>
@@ -230,17 +419,7 @@
                 <w:szCs w:val="24"/>
                 <w:lang w:eastAsia="fr-FR"/>
               </w:rPr>
-              <w:t xml:space="preserve"> et </w:t>
-            </w:r>
-            <w:r>
-              <w:rPr>
-                <w:rFonts w:ascii="Tw Cen MT" w:hAnsi="Tw Cen MT"/>
-                <w:b/>
-                <w:sz w:val="22"/>
-                <w:szCs w:val="24"/>
-                <w:lang w:eastAsia="fr-FR"/>
-              </w:rPr>
-              <w:t>modéliser</w:t>
+              <w:t>odéliser</w:t>
             </w:r>
           </w:p>
         </w:tc>
@@ -270,7 +449,17 @@
                 <w:sz w:val="22"/>
                 <w:szCs w:val="24"/>
               </w:rPr>
-              <w:t>Activité 1</w:t>
+              <w:t xml:space="preserve">Activité </w:t>
+            </w:r>
+            <w:r>
+              <w:rPr>
+                <w:rFonts w:ascii="Tw Cen MT" w:hAnsi="Tw Cen MT"/>
+                <w:b/>
+                <w:bCs/>
+                <w:sz w:val="22"/>
+                <w:szCs w:val="24"/>
+              </w:rPr>
+              <w:t>2</w:t>
             </w:r>
           </w:p>
           <w:p>
@@ -284,86 +473,14 @@
               <w:jc w:val="left"/>
             </w:pPr>
             <w:r>
-              <w:t>Réaliser le graphe de liaisons du système. L’architecture de la liaison entre le bâti et l’axe boule ainsi que l’architecture de la liaison entre l’axe boule et l’axe fin devront être décrites.</w:t>
-            </w:r>
-          </w:p>
-          <w:p>
-            <w:pPr>
-              <w:pStyle w:val="Paragraphedeliste"/>
-              <w:numPr>
-                <w:ilvl w:val="0"/>
-                <w:numId w:val="10"/>
-              </w:numPr>
-              <w:spacing w:line="240" w:lineRule="auto"/>
-              <w:jc w:val="left"/>
-            </w:pPr>
-            <w:r>
-              <w:t xml:space="preserve">Réaliser </w:t>
-            </w:r>
-            <w:r>
-              <w:t xml:space="preserve">le </w:t>
-            </w:r>
-            <w:r>
-              <w:t xml:space="preserve">schéma </w:t>
-            </w:r>
-            <w:r>
-              <w:t xml:space="preserve">cinématique </w:t>
-            </w:r>
-            <w:r>
-              <w:t>associé au graphe.</w:t>
-            </w:r>
-          </w:p>
-          <w:p>
-            <w:pPr>
-              <w:pStyle w:val="Paragraphedeliste"/>
-              <w:numPr>
-                <w:ilvl w:val="0"/>
-                <w:numId w:val="10"/>
-              </w:numPr>
-              <w:spacing w:line="240" w:lineRule="auto"/>
-              <w:jc w:val="left"/>
-            </w:pPr>
-            <w:r>
-              <w:t>Donner le degré d’hyperstatisme associé au modèle proposé.</w:t>
-            </w:r>
-          </w:p>
-          <w:p>
-            <w:pPr>
-              <w:pStyle w:val="Paragraphedeliste"/>
-              <w:numPr>
-                <w:ilvl w:val="0"/>
-                <w:numId w:val="10"/>
-              </w:numPr>
-              <w:spacing w:line="240" w:lineRule="auto"/>
-              <w:jc w:val="left"/>
-            </w:pPr>
-            <w:r>
-              <w:t xml:space="preserve">Si le modèle est hyperstatique, proposer on modèle isostatique en conservant le même nombre de </w:t>
-            </w:r>
-            <w:r>
-              <w:t xml:space="preserve">pièces et de </w:t>
-            </w:r>
-            <w:r>
-              <w:t>liaisons.</w:t>
-            </w:r>
-          </w:p>
-          <w:p>
-            <w:pPr>
-              <w:pStyle w:val="Paragraphedeliste"/>
-              <w:numPr>
-                <w:ilvl w:val="0"/>
-                <w:numId w:val="10"/>
-              </w:numPr>
-              <w:spacing w:line="240" w:lineRule="auto"/>
-              <w:jc w:val="left"/>
-            </w:pPr>
-            <w:r>
-              <w:t>Commenter.</w:t>
+              <w:t>Déterminer la liaison équivalente entre l’axe optique et le bâti.</w:t>
             </w:r>
           </w:p>
         </w:tc>
       </w:tr>
     </w:tbl>
+    <w:p/>
+    <w:p/>
     <w:p/>
     <w:tbl>
       <w:tblPr>
